--- a/companies/ashcombe-advisory/People/2019.01.12 - Onboarding - Amy Carter.docx
+++ b/companies/ashcombe-advisory/People/2019.01.12 - Onboarding - Amy Carter.docx
@@ -7,27 +7,27 @@
         <w:pStyle w:val="Heading1"/>
       </w:pPr>
       <w:r>
-        <w:t>Onboarding Record: Amy Carter</w:t>
+        <w:t>Welcome to the firm: Amy Carter</w:t>
       </w:r>
     </w:p>
     <w:p>
       <w:r>
-        <w:t>Amy Carter joins Ashcombe Advisory Partners this week as a Communications Associate, and this record is for her file and for the people she will be working alongside. Amy sits with the advisory team, where she will support the drafting and approval work that carries most of our client engagements: assembling messaging documents, tracking versions and comments as a draft moves toward sign-off, and keeping the paper trail on an announcement straight from first outline to final release. It is careful, detailed work, and from what we saw of her in hiring, careful and detailed is exactly how she operates.</w:t>
+        <w:t>It is a pleasure to welcome Amy Carter to Ashcombe Advisory Partners. We take real care over who we bring on, because the work turns on judgment as much as on speed, and in Amy we were confident we had found both. She arrives with a reputation for keeping a difficult thread calm and moving, which is precisely the temperament this firm runs on. We are glad she said yes, and we suspect you will be too once you have worked a week alongside her.</w:t>
       </w:r>
     </w:p>
     <w:p>
       <w:r>
-        <w:t>Amy reports to Michael Morris, Partner, who will set her assignments and review her drafts before anything reaches a client. That is the right place for her to learn the work. Michael carries some of the firm's more sensitive accounts, and there is no better way to understand how we handle a delicate announcement than to watch one handled well. She should feel free to bring questions to anyone on the team, but Michael owns her workload and her development, and he is the person to go to when priorities collide.</w:t>
+        <w:t>Amy joins us as a Communications Associate in the advisory practice, where she will support several engagements at once. Her job is to keep the drafting and coordination moving, so that an advisor who is heads-down on one client is never the reason another goes quiet, and to summarize where a conversation stands cleanly enough that the next person can pick it up cold. It is a role that touches nearly everything the firm does, and the people who do it well become the memory of a thread. She reports to Michael Morris, who carries the heaviest book in the firm and will be her first read on any client work she takes on.</w:t>
       </w:r>
     </w:p>
     <w:p>
       <w:r>
-        <w:t>For the first few weeks the emphasis is on learning how we work rather than on turning out volume. Amy should read the engagement letter and kickoff memo for any client whose files she touches before she touches them, so she understands the scope she is working inside. Client information stays inside the firm, without exception: what we are working on, for whom, and when it will be announced are not topics for outside the office, including with people who already seem to know. Her workstation, email, and file access should be ready on day one, and if anything is missing she should say so rather than wait it out.</w:t>
+        <w:t>A word on how we correspond, since it is most of what we do here. We answer the message in front of us, we keep our replies short and to the point, and we route anything sensitive to a partner before it leaves the building. Amy will find the rhythm of that quickly, and the one thing we ask early is that she treat a close call as a reason to check rather than to guess. None of the standard is meant to slow her down; it is there so that every message carries the firm's judgment behind it.</w:t>
       </w:r>
     </w:p>
     <w:p>
       <w:r>
-        <w:t>Two things I ask of everyone who joins, and I will say them to Amy directly as well. Check your facts against the source before they go into a draft, every time, because a confident sentence built on a wrong number is worse than no sentence at all. And ask the question you think is too basic to ask; the associate who asks it early saves us all the version that has to be walked back later. Welcome aboard, Amy. We are glad to have you. Prepared by Julie Hill, Managing Partner, for the personnel file.</w:t>
+        <w:t>For the practical side of the first weeks, her desk is with the advisory bench, the shared mailbox is where most of the day happens, and our operations team will have her set up on the calendar and the files by the end of the first day. Julie Hill likes to sit down with everyone new inside their first fortnight, and she will find time on the calendar before long. Until then, Amy's first task is simply to shadow Michael on a live engagement and learn how the firm sounds on the page. Welcome aboard, Amy.</w:t>
       </w:r>
     </w:p>
     <w:sectPr>
